--- a/keelinjoyce/rowing/Erging_ConfidenceIntervals_Solutions.docx
+++ b/keelinjoyce/rowing/Erging_ConfidenceIntervals_Solutions.docx
@@ -220,7 +220,6 @@
         </w:numPr>
         <w:spacing w:before="0" w:beforeAutospacing="0" w:after="200" w:afterAutospacing="0" w:line="276" w:lineRule="auto"/>
         <w:ind w:left="810"/>
-        <w:jc w:val="both"/>
         <w:rPr>
           <w:rFonts w:ascii="Calibri" w:hAnsi="Calibri" w:cs="Calibri"/>
           <w:sz w:val="21"/>
@@ -1776,25 +1775,7 @@
             <w:sz w:val="21"/>
             <w:szCs w:val="21"/>
           </w:rPr>
-          <m:t xml:space="preserve"> = 0.</m:t>
-        </m:r>
-        <m:r>
-          <w:rPr>
-            <w:rFonts w:ascii="Cambria Math" w:hAnsi="Cambria Math" w:cs="Calibri"/>
-            <w:color w:val="FF0000"/>
-            <w:sz w:val="21"/>
-            <w:szCs w:val="21"/>
-          </w:rPr>
-          <m:t>7</m:t>
-        </m:r>
-        <m:r>
-          <w:rPr>
-            <w:rFonts w:ascii="Cambria Math" w:hAnsi="Cambria Math" w:cs="Calibri"/>
-            <w:color w:val="FF0000"/>
-            <w:sz w:val="21"/>
-            <w:szCs w:val="21"/>
-          </w:rPr>
-          <m:t>5</m:t>
+          <m:t xml:space="preserve"> = 0.75</m:t>
         </m:r>
         <m:r>
           <w:rPr>
@@ -1863,16 +1844,7 @@
                 <w:sz w:val="21"/>
                 <w:szCs w:val="21"/>
               </w:rPr>
-              <m:t xml:space="preserve">     </m:t>
-            </m:r>
-            <m:r>
-              <w:rPr>
-                <w:rFonts w:ascii="Cambria Math" w:hAnsi="Cambria Math" w:cs="Calibri"/>
-                <w:color w:val="FF0000"/>
-                <w:sz w:val="21"/>
-                <w:szCs w:val="21"/>
-              </w:rPr>
-              <m:t>z</m:t>
+              <m:t xml:space="preserve">     z</m:t>
             </m:r>
           </m:e>
           <m:sup>
@@ -1894,16 +1866,7 @@
             <w:sz w:val="21"/>
             <w:szCs w:val="21"/>
           </w:rPr>
-          <m:t xml:space="preserve"> = 1.96             n = </m:t>
-        </m:r>
-        <m:r>
-          <w:rPr>
-            <w:rFonts w:ascii="Cambria Math" w:hAnsi="Cambria Math" w:cs="Calibri"/>
-            <w:color w:val="FF0000"/>
-            <w:sz w:val="21"/>
-            <w:szCs w:val="21"/>
-          </w:rPr>
-          <m:t>8</m:t>
+          <m:t xml:space="preserve"> = 1.96             n = 8</m:t>
         </m:r>
       </m:oMath>
     </w:p>
@@ -1927,37 +1890,7 @@
               <w:sz w:val="21"/>
               <w:szCs w:val="21"/>
             </w:rPr>
-            <m:t>SE =0.</m:t>
-          </m:r>
-          <m:r>
-            <w:rPr>
-              <w:rFonts w:ascii="Cambria Math" w:hAnsi="Cambria Math" w:cs="Calibri"/>
-              <w:noProof/>
-              <w:color w:val="FF0000"/>
-              <w:sz w:val="21"/>
-              <w:szCs w:val="21"/>
-            </w:rPr>
-            <m:t>1531</m:t>
-          </m:r>
-          <m:r>
-            <w:rPr>
-              <w:rFonts w:ascii="Cambria Math" w:hAnsi="Cambria Math" w:cs="Calibri"/>
-              <w:noProof/>
-              <w:color w:val="FF0000"/>
-              <w:sz w:val="21"/>
-              <w:szCs w:val="21"/>
-            </w:rPr>
-            <m:t xml:space="preserve">             ME = 0.</m:t>
-          </m:r>
-          <m:r>
-            <w:rPr>
-              <w:rFonts w:ascii="Cambria Math" w:hAnsi="Cambria Math" w:cs="Calibri"/>
-              <w:noProof/>
-              <w:color w:val="FF0000"/>
-              <w:sz w:val="21"/>
-              <w:szCs w:val="21"/>
-            </w:rPr>
-            <m:t>3001</m:t>
+            <m:t>SE =0.1531             ME = 0.3001</m:t>
           </m:r>
         </m:oMath>
       </m:oMathPara>
@@ -1981,43 +1914,7 @@
               <w:sz w:val="21"/>
               <w:szCs w:val="21"/>
             </w:rPr>
-            <m:t>Confidence Interval = (</m:t>
-          </m:r>
-          <m:r>
-            <w:rPr>
-              <w:rFonts w:ascii="Cambria Math" w:hAnsi="Cambria Math" w:cs="Calibri"/>
-              <w:color w:val="FF0000"/>
-              <w:sz w:val="21"/>
-              <w:szCs w:val="21"/>
-            </w:rPr>
-            <m:t>0.4499</m:t>
-          </m:r>
-          <m:r>
-            <w:rPr>
-              <w:rFonts w:ascii="Cambria Math" w:hAnsi="Cambria Math" w:cs="Calibri"/>
-              <w:color w:val="FF0000"/>
-              <w:sz w:val="21"/>
-              <w:szCs w:val="21"/>
-            </w:rPr>
-            <m:t xml:space="preserve">, </m:t>
-          </m:r>
-          <m:r>
-            <w:rPr>
-              <w:rFonts w:ascii="Cambria Math" w:hAnsi="Cambria Math" w:cs="Calibri"/>
-              <w:color w:val="FF0000"/>
-              <w:sz w:val="21"/>
-              <w:szCs w:val="21"/>
-            </w:rPr>
-            <m:t>1.0501</m:t>
-          </m:r>
-          <m:r>
-            <w:rPr>
-              <w:rFonts w:ascii="Cambria Math" w:hAnsi="Cambria Math" w:cs="Calibri"/>
-              <w:color w:val="FF0000"/>
-              <w:sz w:val="21"/>
-              <w:szCs w:val="21"/>
-            </w:rPr>
-            <m:t>)</m:t>
+            <m:t>Confidence Interval = (0.4499, 1.0501)</m:t>
           </m:r>
         </m:oMath>
       </m:oMathPara>
@@ -2319,34 +2216,7 @@
             <w:sz w:val="21"/>
             <w:szCs w:val="21"/>
           </w:rPr>
-          <m:t xml:space="preserve"> = 0.</m:t>
-        </m:r>
-        <m:r>
-          <w:rPr>
-            <w:rFonts w:ascii="Cambria Math" w:hAnsi="Cambria Math" w:cs="Calibri"/>
-            <w:color w:val="FF0000"/>
-            <w:sz w:val="21"/>
-            <w:szCs w:val="21"/>
-          </w:rPr>
-          <m:t>8</m:t>
-        </m:r>
-        <m:r>
-          <w:rPr>
-            <w:rFonts w:ascii="Cambria Math" w:hAnsi="Cambria Math" w:cs="Calibri"/>
-            <w:color w:val="FF0000"/>
-            <w:sz w:val="21"/>
-            <w:szCs w:val="21"/>
-          </w:rPr>
-          <m:t>5</m:t>
-        </m:r>
-        <m:r>
-          <w:rPr>
-            <w:rFonts w:ascii="Cambria Math" w:hAnsi="Cambria Math" w:cs="Calibri"/>
-            <w:color w:val="FF0000"/>
-            <w:sz w:val="21"/>
-            <w:szCs w:val="21"/>
-          </w:rPr>
-          <m:t>7</m:t>
+          <m:t xml:space="preserve"> = 0.857</m:t>
         </m:r>
         <m:r>
           <w:rPr>
@@ -2415,16 +2285,7 @@
                 <w:sz w:val="21"/>
                 <w:szCs w:val="21"/>
               </w:rPr>
-              <m:t xml:space="preserve">     </m:t>
-            </m:r>
-            <m:r>
-              <w:rPr>
-                <w:rFonts w:ascii="Cambria Math" w:hAnsi="Cambria Math" w:cs="Calibri"/>
-                <w:color w:val="FF0000"/>
-                <w:sz w:val="21"/>
-                <w:szCs w:val="21"/>
-              </w:rPr>
-              <m:t>z</m:t>
+              <m:t xml:space="preserve">     z</m:t>
             </m:r>
           </m:e>
           <m:sup>
@@ -2446,16 +2307,7 @@
             <w:sz w:val="21"/>
             <w:szCs w:val="21"/>
           </w:rPr>
-          <m:t xml:space="preserve"> = 1.96             n = </m:t>
-        </m:r>
-        <m:r>
-          <w:rPr>
-            <w:rFonts w:ascii="Cambria Math" w:hAnsi="Cambria Math" w:cs="Calibri"/>
-            <w:color w:val="FF0000"/>
-            <w:sz w:val="21"/>
-            <w:szCs w:val="21"/>
-          </w:rPr>
-          <m:t>14</m:t>
+          <m:t xml:space="preserve"> = 1.96             n = 14</m:t>
         </m:r>
       </m:oMath>
     </w:p>
@@ -2479,37 +2331,7 @@
               <w:sz w:val="21"/>
               <w:szCs w:val="21"/>
             </w:rPr>
-            <m:t>SE =</m:t>
-          </m:r>
-          <m:r>
-            <w:rPr>
-              <w:rFonts w:ascii="Cambria Math" w:hAnsi="Cambria Math" w:cs="Calibri"/>
-              <w:noProof/>
-              <w:color w:val="FF0000"/>
-              <w:sz w:val="21"/>
-              <w:szCs w:val="21"/>
-            </w:rPr>
-            <m:t>0.0936</m:t>
-          </m:r>
-          <m:r>
-            <w:rPr>
-              <w:rFonts w:ascii="Cambria Math" w:hAnsi="Cambria Math" w:cs="Calibri"/>
-              <w:noProof/>
-              <w:color w:val="FF0000"/>
-              <w:sz w:val="21"/>
-              <w:szCs w:val="21"/>
-            </w:rPr>
-            <m:t xml:space="preserve">             ME = 0.</m:t>
-          </m:r>
-          <m:r>
-            <w:rPr>
-              <w:rFonts w:ascii="Cambria Math" w:hAnsi="Cambria Math" w:cs="Calibri"/>
-              <w:noProof/>
-              <w:color w:val="FF0000"/>
-              <w:sz w:val="21"/>
-              <w:szCs w:val="21"/>
-            </w:rPr>
-            <m:t>1834</m:t>
+            <m:t>SE =0.0936             ME = 0.1834</m:t>
           </m:r>
         </m:oMath>
       </m:oMathPara>
@@ -2533,43 +2355,7 @@
               <w:sz w:val="21"/>
               <w:szCs w:val="21"/>
             </w:rPr>
-            <m:t>Confidence Interval = (</m:t>
-          </m:r>
-          <m:r>
-            <w:rPr>
-              <w:rFonts w:ascii="Cambria Math" w:hAnsi="Cambria Math" w:cs="Calibri"/>
-              <w:color w:val="FF0000"/>
-              <w:sz w:val="21"/>
-              <w:szCs w:val="21"/>
-            </w:rPr>
-            <m:t>0.6763</m:t>
-          </m:r>
-          <m:r>
-            <w:rPr>
-              <w:rFonts w:ascii="Cambria Math" w:hAnsi="Cambria Math" w:cs="Calibri"/>
-              <w:color w:val="FF0000"/>
-              <w:sz w:val="21"/>
-              <w:szCs w:val="21"/>
-            </w:rPr>
-            <m:t xml:space="preserve">, </m:t>
-          </m:r>
-          <m:r>
-            <w:rPr>
-              <w:rFonts w:ascii="Cambria Math" w:hAnsi="Cambria Math" w:cs="Calibri"/>
-              <w:color w:val="FF0000"/>
-              <w:sz w:val="21"/>
-              <w:szCs w:val="21"/>
-            </w:rPr>
-            <m:t>1.0404</m:t>
-          </m:r>
-          <m:r>
-            <w:rPr>
-              <w:rFonts w:ascii="Cambria Math" w:hAnsi="Cambria Math" w:cs="Calibri"/>
-              <w:color w:val="FF0000"/>
-              <w:sz w:val="21"/>
-              <w:szCs w:val="21"/>
-            </w:rPr>
-            <m:t>)</m:t>
+            <m:t>Confidence Interval = (0.6763, 1.0404)</m:t>
           </m:r>
         </m:oMath>
       </m:oMathPara>
@@ -2691,27 +2477,7 @@
           <w:sz w:val="21"/>
           <w:szCs w:val="21"/>
         </w:rPr>
-        <w:t xml:space="preserve"> value for the female rowe</w:t>
-      </w:r>
-      <w:proofErr w:type="spellStart"/>
-      <w:r>
-        <w:rPr>
-          <w:rFonts w:ascii="Calibri" w:hAnsi="Calibri" w:cs="Calibri"/>
-          <w:color w:val="FF0000"/>
-          <w:sz w:val="21"/>
-          <w:szCs w:val="21"/>
-        </w:rPr>
-        <w:t>rs</w:t>
-      </w:r>
-      <w:proofErr w:type="spellEnd"/>
-      <w:r>
-        <w:rPr>
-          <w:rFonts w:ascii="Calibri" w:hAnsi="Calibri" w:cs="Calibri"/>
-          <w:color w:val="FF0000"/>
-          <w:sz w:val="21"/>
-          <w:szCs w:val="21"/>
-        </w:rPr>
-        <w:t xml:space="preserve"> is higher so they should focus more on shifting to more ambitious goals.</w:t>
+        <w:t xml:space="preserve"> value for the female rowers is higher so they should focus more on shifting to more ambitious goals.</w:t>
       </w:r>
     </w:p>
     <w:sectPr>
@@ -3391,6 +3157,7 @@
     <w:lsdException w:name="HTML Sample" w:semiHidden="1" w:unhideWhenUsed="1"/>
     <w:lsdException w:name="HTML Typewriter" w:semiHidden="1" w:unhideWhenUsed="1"/>
     <w:lsdException w:name="HTML Variable" w:semiHidden="1" w:unhideWhenUsed="1"/>
+    <w:lsdException w:name="Normal Table" w:semiHidden="1" w:unhideWhenUsed="1"/>
     <w:lsdException w:name="annotation subject" w:semiHidden="1" w:unhideWhenUsed="1"/>
     <w:lsdException w:name="No List" w:semiHidden="1" w:unhideWhenUsed="1"/>
     <w:lsdException w:name="Outline List 1" w:semiHidden="1" w:unhideWhenUsed="1"/>
@@ -3433,8 +3200,11 @@
     <w:lsdException w:name="Table Contemporary" w:semiHidden="1" w:unhideWhenUsed="1"/>
     <w:lsdException w:name="Table Elegant" w:semiHidden="1" w:unhideWhenUsed="1"/>
     <w:lsdException w:name="Table Professional" w:semiHidden="1" w:unhideWhenUsed="1"/>
+    <w:lsdException w:name="Table Subtle 1" w:semiHidden="1" w:unhideWhenUsed="1"/>
     <w:lsdException w:name="Table Subtle 2" w:semiHidden="1" w:unhideWhenUsed="1"/>
     <w:lsdException w:name="Table Web 1" w:semiHidden="1" w:unhideWhenUsed="1"/>
+    <w:lsdException w:name="Table Web 2" w:semiHidden="1" w:unhideWhenUsed="1"/>
+    <w:lsdException w:name="Table Web 3" w:semiHidden="1" w:unhideWhenUsed="1"/>
     <w:lsdException w:name="Balloon Text" w:semiHidden="1" w:unhideWhenUsed="1"/>
     <w:lsdException w:name="Table Grid" w:uiPriority="39"/>
     <w:lsdException w:name="Table Theme" w:semiHidden="1" w:unhideWhenUsed="1"/>

--- a/keelinjoyce/rowing/Erging_ConfidenceIntervals_Solutions.docx
+++ b/keelinjoyce/rowing/Erging_ConfidenceIntervals_Solutions.docx
@@ -1399,7 +1399,23 @@
           <w:sz w:val="21"/>
           <w:szCs w:val="21"/>
         </w:rPr>
-        <w:t>Interpreting in context: What does this tell us? If a coach is looking for rowers to set generally ambitious yet achievable goals, does this confidence interval imply that the team setting goals in the way they should be?</w:t>
+        <w:t xml:space="preserve">Interpreting in context: What does this tell us? If a coach is looking for rowers to set generally ambitious yet achievable goals, does this confidence interval imply that the team </w:t>
+      </w:r>
+      <w:r>
+        <w:rPr>
+          <w:rFonts w:asciiTheme="minorHAnsi" w:hAnsiTheme="minorHAnsi"/>
+          <w:sz w:val="21"/>
+          <w:szCs w:val="21"/>
+        </w:rPr>
+        <w:t xml:space="preserve">is </w:t>
+      </w:r>
+      <w:r>
+        <w:rPr>
+          <w:rFonts w:asciiTheme="minorHAnsi" w:hAnsiTheme="minorHAnsi"/>
+          <w:sz w:val="21"/>
+          <w:szCs w:val="21"/>
+        </w:rPr>
+        <w:t>setting goals in the way they should be?</w:t>
       </w:r>
     </w:p>
     <w:p>
